--- a/static/downloads/es/docx/layer-6/version-history.docx
+++ b/static/downloads/es/docx/layer-6/version-history.docx
@@ -87,7 +87,7 @@
         <w:t xml:space="preserve"> </w:t>
       </w:r>
       <w:r>
-        <w:t xml:space="preserve">2026-06-26</w:t>
+        <w:t xml:space="preserve">2026-07-07</w:t>
       </w:r>
     </w:p>
     <w:p>
@@ -238,10 +238,10 @@
     </w:p>
     <w:p>
       <w:pPr>
-        <w:pStyle w:val="BlockText"/>
-      </w:pPr>
-      <w:r>
-        <w:t xml:space="preserve">El registro legible por humanos y con carácter oficial de todos los cambios adoptados en la implementación RCOS de tu comunidad. La versión actualmente vigente es la entrada más reciente en la parte superior de este archivo. Las reglas sustituidas permanecen accesibles a través del control de versiones.</w:t>
+        <w:pStyle w:val="FirstParagraph"/>
+      </w:pPr>
+      <w:r>
+        <w:t xml:space="preserve">&gt; El registro legible por humanos y con carácter oficial de todos los cambios adoptados en la implementación RCOS de tu comunidad. La versión actualmente vigente es la entrada más reciente en la parte superior de este archivo. Las reglas sustituidas permanecen accesibles a través del control de versiones.</w:t>
       </w:r>
     </w:p>
     <w:p>
@@ -435,8 +435,14 @@
     </w:p>
     <w:p>
       <w:pPr>
-        <w:pStyle w:val="BlockText"/>
-      </w:pPr>
+        <w:pStyle w:val="BodyText"/>
+      </w:pPr>
+      <w:r>
+        <w:t xml:space="preserve">&gt;</w:t>
+      </w:r>
+      <w:r>
+        <w:t xml:space="preserve"> </w:t>
+      </w:r>
       <w:r>
         <w:rPr>
           <w:b/>
@@ -444,13 +450,17 @@
         </w:rPr>
         <w:t xml:space="preserve">Justificación — ¿Por qué registrar cada cambio adoptado</w:t>
       </w:r>
-    </w:p>
-    <w:p>
-      <w:pPr>
-        <w:pStyle w:val="BlockText"/>
-      </w:pPr>
-      <w:r>
-        <w:t xml:space="preserve">Una gobernanza que no puede señalar</w:t>
+      <w:r>
+        <w:t xml:space="preserve"> </w:t>
+      </w:r>
+      <w:r>
+        <w:t xml:space="preserve">&gt;</w:t>
+      </w:r>
+      <w:r>
+        <w:t xml:space="preserve"> </w:t>
+      </w:r>
+      <w:r>
+        <w:t xml:space="preserve">&gt; Una gobernanza que no puede señalar</w:t>
       </w:r>
       <w:r>
         <w:t xml:space="preserve"> </w:t>
@@ -467,8 +477,14 @@
     </w:p>
     <w:p>
       <w:pPr>
-        <w:pStyle w:val="BlockText"/>
-      </w:pPr>
+        <w:pStyle w:val="BodyText"/>
+      </w:pPr>
+      <w:r>
+        <w:t xml:space="preserve">&gt;</w:t>
+      </w:r>
+      <w:r>
+        <w:t xml:space="preserve"> </w:t>
+      </w:r>
       <w:r>
         <w:rPr>
           <w:b/>
@@ -476,13 +492,17 @@
         </w:rPr>
         <w:t xml:space="preserve">Instrucciones — Cómo rellenar esto</w:t>
       </w:r>
-    </w:p>
-    <w:p>
-      <w:pPr>
-        <w:pStyle w:val="BlockText"/>
-      </w:pPr>
-      <w:r>
-        <w:t xml:space="preserve">Usa la plantilla de entrada a continuación para cada cambio adoptado. Las nuevas entradas se anteponen por encima de la más reciente. No edites entradas históricas — las correcciones se registran como nuevas entradas.</w:t>
+      <w:r>
+        <w:t xml:space="preserve"> </w:t>
+      </w:r>
+      <w:r>
+        <w:t xml:space="preserve">&gt;</w:t>
+      </w:r>
+      <w:r>
+        <w:t xml:space="preserve"> </w:t>
+      </w:r>
+      <w:r>
+        <w:t xml:space="preserve">&gt; Usa la plantilla de entrada a continuación para cada cambio adoptado. Las nuevas entradas se anteponen por encima de la más reciente. No edites entradas históricas — las correcciones se registran como nuevas entradas.</w:t>
       </w:r>
     </w:p>
     <w:p>
@@ -929,6 +949,9 @@
       </w:r>
       <w:r>
         <w:t xml:space="preserve"> </w:t>
+      </w:r>
+      <w:r>
+        <w:t xml:space="preserve">&lt;AAAA-MM-DD&gt;</w:t>
       </w:r>
     </w:p>
     <w:p>

--- a/static/downloads/es/docx/layer-6/version-history.docx
+++ b/static/downloads/es/docx/layer-6/version-history.docx
@@ -87,7 +87,7 @@
         <w:t xml:space="preserve"> </w:t>
       </w:r>
       <w:r>
-        <w:t xml:space="preserve">2026-07-07</w:t>
+        <w:t xml:space="preserve">2026-08-31</w:t>
       </w:r>
     </w:p>
     <w:p>
